--- a/docs/Mindflow-Quick-Start.docx
+++ b/docs/Mindflow-Quick-Start.docx
@@ -4,7 +4,7 @@
   <w:body>
     <w:p>
       <w:pPr>
-        <w:spacing w:before="2000"/>
+        <w:spacing w:before="3000"/>
       </w:pPr>
     </w:p>
     <w:p>
@@ -18,8 +18,8 @@
           <w:b/>
           <w:bCs/>
           <w:color w:val="8B4F35"/>
-          <w:sz w:val="64"/>
-          <w:szCs w:val="64"/>
+          <w:sz w:val="72"/>
+          <w:szCs w:val="72"/>
         </w:rPr>
         <w:t xml:space="preserve">Mindflow</w:t>
       </w:r>
@@ -33,10 +33,10 @@
         <w:rPr>
           <w:rFonts w:ascii="Arial" w:cs="Arial" w:eastAsia="Arial" w:hAnsi="Arial"/>
           <w:color w:val="666666"/>
-          <w:sz w:val="36"/>
-          <w:szCs w:val="36"/>
+          <w:sz w:val="32"/>
+          <w:szCs w:val="32"/>
         </w:rPr>
-        <w:t xml:space="preserve">퀵 스타트 가이드</w:t>
+        <w:t xml:space="preserve">퀵 사용법</w:t>
       </w:r>
     </w:p>
     <w:p>
@@ -50,119 +50,39 @@
           <w:i/>
           <w:iCs/>
           <w:color w:val="999999"/>
-          <w:sz w:val="24"/>
-          <w:szCs w:val="24"/>
-        </w:rPr>
-        <w:t xml:space="preserve">5분 안에 Mindflow를 시작하는 방법</w:t>
-      </w:r>
-    </w:p>
-    <w:p>
-      <w:r>
-        <w:br w:type="page"/>
-      </w:r>
-    </w:p>
-    <w:p>
-      <w:pPr>
-        <w:pStyle w:val="Heading1"/>
-      </w:pPr>
-      <w:r>
-        <w:t xml:space="preserve">Step 1: 회원가입 &amp; 로그인</w:t>
-      </w:r>
-    </w:p>
-    <w:p>
-      <w:pPr>
-        <w:pStyle w:val="ListParagraph"/>
-        <w:numPr>
-          <w:ilvl w:val="0"/>
-          <w:numId w:val="2"/>
-        </w:numPr>
-        <w:spacing w:after="80"/>
-      </w:pPr>
-      <w:r>
-        <w:rPr>
           <w:sz w:val="22"/>
           <w:szCs w:val="22"/>
         </w:rPr>
-        <w:t xml:space="preserve">Mindflow 앱에 접속</w:t>
-      </w:r>
-    </w:p>
-    <w:p>
-      <w:pPr>
-        <w:pStyle w:val="ListParagraph"/>
-        <w:numPr>
-          <w:ilvl w:val="0"/>
-          <w:numId w:val="2"/>
-        </w:numPr>
-        <w:spacing w:after="80"/>
+        <w:t xml:space="preserve">5분 안에 Mindflow의 핵심 기능을 파악하세요</w:t>
+      </w:r>
+    </w:p>
+    <w:p>
+      <w:pPr>
+        <w:spacing w:before="800"/>
+        <w:jc w:val="center"/>
       </w:pPr>
       <w:r>
         <w:rPr>
-          <w:sz w:val="22"/>
-          <w:szCs w:val="22"/>
+          <w:rFonts w:ascii="Arial" w:cs="Arial" w:eastAsia="Arial" w:hAnsi="Arial"/>
+          <w:color w:val="AAAAAA"/>
+          <w:sz w:val="20"/>
+          <w:szCs w:val="20"/>
         </w:rPr>
-        <w:t xml:space="preserve">이메일과 비밀번호로 회원가입</w:t>
-      </w:r>
-    </w:p>
-    <w:p>
-      <w:pPr>
-        <w:pStyle w:val="ListParagraph"/>
-        <w:numPr>
-          <w:ilvl w:val="0"/>
-          <w:numId w:val="2"/>
-        </w:numPr>
-        <w:spacing w:after="80"/>
-      </w:pPr>
-      <w:r>
-        <w:rPr>
-          <w:sz w:val="22"/>
-          <w:szCs w:val="22"/>
-        </w:rPr>
-        <w:t xml:space="preserve">이메일 인증 후 로그인</w:t>
-      </w:r>
-    </w:p>
-    <w:p>
-      <w:pPr>
-        <w:spacing w:after="120"/>
-      </w:pPr>
-    </w:p>
-    <w:p>
-      <w:pPr>
-        <w:spacing w:after="120"/>
-      </w:pPr>
-      <w:r>
-        <w:rPr>
-          <w:i/>
-          <w:iCs/>
-          <w:color w:val="777777"/>
-        </w:rPr>
-        <w:t xml:space="preserve">모바일 팁: 브라우저 메뉴에서 "홈 화면에 추가"를 선택하면 앱처럼 사용할 수 있습니다.</w:t>
-      </w:r>
-    </w:p>
-    <w:p>
-      <w:pPr>
-        <w:spacing w:after="120"/>
-      </w:pPr>
+        <w:t xml:space="preserve">2026년 3월 기준</w:t>
+      </w:r>
+    </w:p>
+    <w:p>
+      <w:r>
+        <w:br w:type="page"/>
+      </w:r>
     </w:p>
     <w:p>
       <w:pPr>
         <w:pStyle w:val="Heading1"/>
       </w:pPr>
       <w:r>
-        <w:t xml:space="preserve">Step 2: 첫 번째 메모 저장하기</w:t>
-      </w:r>
-    </w:p>
-    <w:p>
-      <w:pPr>
-        <w:spacing w:after="120"/>
-      </w:pPr>
-      <w:r>
-        <w:t xml:space="preserve">하단 입력창에서 바로 시작하세요:</w:t>
-      </w:r>
-    </w:p>
-    <w:p>
-      <w:pPr>
-        <w:spacing w:after="120"/>
-      </w:pPr>
+        <w:t xml:space="preserve">1. 캡처: 생각을 흐려보내세요</w:t>
+      </w:r>
     </w:p>
     <w:tbl>
       <w:tblPr>
@@ -197,7 +117,6 @@
               <w:bottom w:type="dxa" w:w="80"/>
               <w:right w:type="dxa" w:w="120"/>
             </w:tcMar>
-            <w:vAlign w:val="center"/>
           </w:tcPr>
           <w:p>
             <w:r>
@@ -228,7 +147,6 @@
               <w:bottom w:type="dxa" w:w="80"/>
               <w:right w:type="dxa" w:w="120"/>
             </w:tcMar>
-            <w:vAlign w:val="center"/>
           </w:tcPr>
           <w:p>
             <w:r>
@@ -239,7 +157,7 @@
                 <w:sz w:val="20"/>
                 <w:szCs w:val="20"/>
               </w:rPr>
-              <w:t xml:space="preserve">예시</w:t>
+              <w:t xml:space="preserve">방법</w:t>
             </w:r>
           </w:p>
         </w:tc>
@@ -260,7 +178,6 @@
               <w:bottom w:type="dxa" w:w="80"/>
               <w:right w:type="dxa" w:w="120"/>
             </w:tcMar>
-            <w:vAlign w:val="center"/>
           </w:tcPr>
           <w:p>
             <w:r>
@@ -290,18 +207,17 @@
               <w:bottom w:type="dxa" w:w="80"/>
               <w:right w:type="dxa" w:w="120"/>
             </w:tcMar>
-            <w:vAlign w:val="center"/>
-          </w:tcPr>
-          <w:p>
-            <w:r>
-              <w:rPr>
-                <w:rFonts w:ascii="Arial" w:cs="Arial" w:eastAsia="Arial" w:hAnsi="Arial"/>
-                <w:b w:val="false"/>
-                <w:bCs w:val="false"/>
-                <w:sz w:val="20"/>
-                <w:szCs w:val="20"/>
-              </w:rPr>
-              <w:t xml:space="preserve">"오늘 회의에서 나온 아이디어"</w:t>
+          </w:tcPr>
+          <w:p>
+            <w:r>
+              <w:rPr>
+                <w:rFonts w:ascii="Arial" w:cs="Arial" w:eastAsia="Arial" w:hAnsi="Arial"/>
+                <w:b w:val="false"/>
+                <w:bCs w:val="false"/>
+                <w:sz w:val="20"/>
+                <w:szCs w:val="20"/>
+              </w:rPr>
+              <w:t xml:space="preserve">하단 입력창에 입력 → Enter</w:t>
             </w:r>
           </w:p>
         </w:tc>
@@ -322,7 +238,6 @@
               <w:bottom w:type="dxa" w:w="80"/>
               <w:right w:type="dxa" w:w="120"/>
             </w:tcMar>
-            <w:vAlign w:val="center"/>
           </w:tcPr>
           <w:p>
             <w:r>
@@ -352,18 +267,17 @@
               <w:bottom w:type="dxa" w:w="80"/>
               <w:right w:type="dxa" w:w="120"/>
             </w:tcMar>
-            <w:vAlign w:val="center"/>
-          </w:tcPr>
-          <w:p>
-            <w:r>
-              <w:rPr>
-                <w:rFonts w:ascii="Arial" w:cs="Arial" w:eastAsia="Arial" w:hAnsi="Arial"/>
-                <w:b w:val="false"/>
-                <w:bCs w:val="false"/>
-                <w:sz w:val="20"/>
-                <w:szCs w:val="20"/>
-              </w:rPr>
-              <w:t xml:space="preserve">"https://interesting-article.com"</w:t>
+          </w:tcPr>
+          <w:p>
+            <w:r>
+              <w:rPr>
+                <w:rFonts w:ascii="Arial" w:cs="Arial" w:eastAsia="Arial" w:hAnsi="Arial"/>
+                <w:b w:val="false"/>
+                <w:bCs w:val="false"/>
+                <w:sz w:val="20"/>
+                <w:szCs w:val="20"/>
+              </w:rPr>
+              <w:t xml:space="preserve">URL 붙여넣기 → Enter</w:t>
             </w:r>
           </w:p>
         </w:tc>
@@ -384,7 +298,6 @@
               <w:bottom w:type="dxa" w:w="80"/>
               <w:right w:type="dxa" w:w="120"/>
             </w:tcMar>
-            <w:vAlign w:val="center"/>
           </w:tcPr>
           <w:p>
             <w:r>
@@ -414,18 +327,17 @@
               <w:bottom w:type="dxa" w:w="80"/>
               <w:right w:type="dxa" w:w="120"/>
             </w:tcMar>
-            <w:vAlign w:val="center"/>
-          </w:tcPr>
-          <w:p>
-            <w:r>
-              <w:rPr>
-                <w:rFonts w:ascii="Arial" w:cs="Arial" w:eastAsia="Arial" w:hAnsi="Arial"/>
-                <w:b w:val="false"/>
-                <w:bCs w:val="false"/>
-                <w:sz w:val="20"/>
-                <w:szCs w:val="20"/>
-              </w:rPr>
-              <w:t xml:space="preserve">카메라/갤러리 버튼 클릭</w:t>
+          </w:tcPr>
+          <w:p>
+            <w:r>
+              <w:rPr>
+                <w:rFonts w:ascii="Arial" w:cs="Arial" w:eastAsia="Arial" w:hAnsi="Arial"/>
+                <w:b w:val="false"/>
+                <w:bCs w:val="false"/>
+                <w:sz w:val="20"/>
+                <w:szCs w:val="20"/>
+              </w:rPr>
+              <w:t xml:space="preserve">카메라/갤러리 버튼 → 저장</w:t>
             </w:r>
           </w:p>
         </w:tc>
@@ -446,7 +358,6 @@
               <w:bottom w:type="dxa" w:w="80"/>
               <w:right w:type="dxa" w:w="120"/>
             </w:tcMar>
-            <w:vAlign w:val="center"/>
           </w:tcPr>
           <w:p>
             <w:r>
@@ -476,18 +387,17 @@
               <w:bottom w:type="dxa" w:w="80"/>
               <w:right w:type="dxa" w:w="120"/>
             </w:tcMar>
-            <w:vAlign w:val="center"/>
-          </w:tcPr>
-          <w:p>
-            <w:r>
-              <w:rPr>
-                <w:rFonts w:ascii="Arial" w:cs="Arial" w:eastAsia="Arial" w:hAnsi="Arial"/>
-                <w:b w:val="false"/>
-                <w:bCs w:val="false"/>
-                <w:sz w:val="20"/>
-                <w:szCs w:val="20"/>
-              </w:rPr>
-              <w:t xml:space="preserve">마이크 버튼으로 녕음</w:t>
+          </w:tcPr>
+          <w:p>
+            <w:r>
+              <w:rPr>
+                <w:rFonts w:ascii="Arial" w:cs="Arial" w:eastAsia="Arial" w:hAnsi="Arial"/>
+                <w:b w:val="false"/>
+                <w:bCs w:val="false"/>
+                <w:sz w:val="20"/>
+                <w:szCs w:val="20"/>
+              </w:rPr>
+              <w:t xml:space="preserve">마이크 버튼 → 말하기 → 정지</w:t>
             </w:r>
           </w:p>
         </w:tc>
@@ -497,102 +407,26 @@
       <w:pPr>
         <w:spacing w:after="120"/>
       </w:pPr>
+      <w:r>
+        <w:rPr>
+          <w:i/>
+          <w:iCs/>
+          <w:color w:val="777777"/>
+        </w:rPr>
+        <w:t xml:space="preserve">→ AI가 자동으로 태그 + 요약 + 캡션 생성!</w:t>
+      </w:r>
     </w:p>
     <w:p>
       <w:pPr>
         <w:spacing w:after="120"/>
       </w:pPr>
-      <w:r>
-        <w:t xml:space="preserve">저장하면 AI가 자동으로:</w:t>
-      </w:r>
-    </w:p>
-    <w:p>
-      <w:pPr>
-        <w:pStyle w:val="ListParagraph"/>
-        <w:numPr>
-          <w:ilvl w:val="0"/>
-          <w:numId w:val="3"/>
-        </w:numPr>
-        <w:spacing w:after="60"/>
-      </w:pPr>
-      <w:r>
-        <w:rPr>
-          <w:sz w:val="22"/>
-          <w:szCs w:val="22"/>
-        </w:rPr>
-        <w:t xml:space="preserve">태그 생성 (1~3개)</w:t>
-      </w:r>
-    </w:p>
-    <w:p>
-      <w:pPr>
-        <w:pStyle w:val="ListParagraph"/>
-        <w:numPr>
-          <w:ilvl w:val="0"/>
-          <w:numId w:val="3"/>
-        </w:numPr>
-        <w:spacing w:after="60"/>
-      </w:pPr>
-      <w:r>
-        <w:rPr>
-          <w:sz w:val="22"/>
-          <w:szCs w:val="22"/>
-        </w:rPr>
-        <w:t xml:space="preserve">요약 생성 (긴 텍스트)</w:t>
-      </w:r>
-    </w:p>
-    <w:p>
-      <w:pPr>
-        <w:pStyle w:val="ListParagraph"/>
-        <w:numPr>
-          <w:ilvl w:val="0"/>
-          <w:numId w:val="3"/>
-        </w:numPr>
-        <w:spacing w:after="60"/>
-      </w:pPr>
-      <w:r>
-        <w:rPr>
-          <w:sz w:val="22"/>
-          <w:szCs w:val="22"/>
-        </w:rPr>
-        <w:t xml:space="preserve">이미지 설명 생성</w:t>
-      </w:r>
-    </w:p>
-    <w:p>
-      <w:pPr>
-        <w:pStyle w:val="ListParagraph"/>
-        <w:numPr>
-          <w:ilvl w:val="0"/>
-          <w:numId w:val="3"/>
-        </w:numPr>
-        <w:spacing w:after="60"/>
-      </w:pPr>
-      <w:r>
-        <w:rPr>
-          <w:sz w:val="22"/>
-          <w:szCs w:val="22"/>
-        </w:rPr>
-        <w:t xml:space="preserve">음성 텍스트 변환</w:t>
-      </w:r>
-    </w:p>
-    <w:p>
-      <w:pPr>
-        <w:spacing w:after="120"/>
-      </w:pPr>
     </w:p>
     <w:p>
       <w:pPr>
         <w:pStyle w:val="Heading1"/>
       </w:pPr>
       <w:r>
-        <w:t xml:space="preserve">Step 3: 콘텐츠 정리하기</w:t>
-      </w:r>
-    </w:p>
-    <w:p>
-      <w:pPr>
-        <w:pStyle w:val="Heading3"/>
-      </w:pPr>
-      <w:r>
-        <w:t xml:space="preserve">프로젝트 만들기</w:t>
+        <w:t xml:space="preserve">2. 정리: 프로젝트 &amp; 핀</w:t>
       </w:r>
     </w:p>
     <w:p>
@@ -602,14 +436,14 @@
           <w:ilvl w:val="0"/>
           <w:numId w:val="2"/>
         </w:numPr>
-        <w:spacing w:after="80"/>
+        <w:spacing w:after="60"/>
       </w:pPr>
       <w:r>
         <w:rPr>
           <w:sz w:val="22"/>
           <w:szCs w:val="22"/>
         </w:rPr>
-        <w:t xml:space="preserve">사이드바에서 "Projects" 섹션 확인</w:t>
+        <w:t xml:space="preserve">프로젝트: 사이드바 Projects + 버튼으로 생성, 카드 폴더 버튼으로 이동</w:t>
       </w:r>
     </w:p>
     <w:p>
@@ -619,14 +453,14 @@
           <w:ilvl w:val="0"/>
           <w:numId w:val="2"/>
         </w:numPr>
-        <w:spacing w:after="80"/>
+        <w:spacing w:after="60"/>
       </w:pPr>
       <w:r>
         <w:rPr>
           <w:sz w:val="22"/>
           <w:szCs w:val="22"/>
         </w:rPr>
-        <w:t xml:space="preserve">+ 버튼으로 새 프로젝트 생성</w:t>
+        <w:t xml:space="preserve">고정: 카드 핀 버튼 또는 모바일에서 우측 스와이프</w:t>
       </w:r>
     </w:p>
     <w:p>
@@ -636,14 +470,14 @@
           <w:ilvl w:val="0"/>
           <w:numId w:val="2"/>
         </w:numPr>
-        <w:spacing w:after="80"/>
+        <w:spacing w:after="60"/>
       </w:pPr>
       <w:r>
         <w:rPr>
           <w:sz w:val="22"/>
           <w:szCs w:val="22"/>
         </w:rPr>
-        <w:t xml:space="preserve">카드의 폴더 버튼으로 아이템을 프로젝트에 배정</w:t>
+        <w:t xml:space="preserve">아카이브: 카드 아카이브 버튼 또는 모바일에서 좌측 스와이프</w:t>
       </w:r>
     </w:p>
     <w:p>
@@ -653,282 +487,11 @@
     </w:p>
     <w:p>
       <w:pPr>
-        <w:pStyle w:val="Heading3"/>
-      </w:pPr>
-      <w:r>
-        <w:t xml:space="preserve">중요한 메모 고정</w:t>
-      </w:r>
-    </w:p>
-    <w:p>
-      <w:pPr>
-        <w:pStyle w:val="ListParagraph"/>
-        <w:numPr>
-          <w:ilvl w:val="0"/>
-          <w:numId w:val="3"/>
-        </w:numPr>
-        <w:spacing w:after="60"/>
-      </w:pPr>
-      <w:r>
-        <w:rPr>
-          <w:sz w:val="22"/>
-          <w:szCs w:val="22"/>
-        </w:rPr>
-        <w:t xml:space="preserve">카드에서 핀 버튼 클릭</w:t>
-      </w:r>
-    </w:p>
-    <w:p>
-      <w:pPr>
-        <w:pStyle w:val="ListParagraph"/>
-        <w:numPr>
-          <w:ilvl w:val="0"/>
-          <w:numId w:val="3"/>
-        </w:numPr>
-        <w:spacing w:after="60"/>
-      </w:pPr>
-      <w:r>
-        <w:rPr>
-          <w:sz w:val="22"/>
-          <w:szCs w:val="22"/>
-        </w:rPr>
-        <w:t xml:space="preserve">또는 모바일에서 우측으로 스와이프</w:t>
-      </w:r>
-    </w:p>
-    <w:p>
-      <w:pPr>
-        <w:pStyle w:val="ListParagraph"/>
-        <w:numPr>
-          <w:ilvl w:val="0"/>
-          <w:numId w:val="3"/>
-        </w:numPr>
-        <w:spacing w:after="60"/>
-      </w:pPr>
-      <w:r>
-        <w:rPr>
-          <w:sz w:val="22"/>
-          <w:szCs w:val="22"/>
-        </w:rPr>
-        <w:t xml:space="preserve">고정된 메모는 피드 최상단에 표시</w:t>
-      </w:r>
-    </w:p>
-    <w:p>
-      <w:pPr>
-        <w:spacing w:after="120"/>
-      </w:pPr>
-    </w:p>
-    <w:p>
-      <w:pPr>
-        <w:pStyle w:val="Heading3"/>
-      </w:pPr>
-      <w:r>
-        <w:t xml:space="preserve">필요 없는 메모 정리</w:t>
-      </w:r>
-    </w:p>
-    <w:p>
-      <w:pPr>
-        <w:pStyle w:val="ListParagraph"/>
-        <w:numPr>
-          <w:ilvl w:val="0"/>
-          <w:numId w:val="3"/>
-        </w:numPr>
-        <w:spacing w:after="60"/>
-      </w:pPr>
-      <w:r>
-        <w:rPr>
-          <w:sz w:val="22"/>
-          <w:szCs w:val="22"/>
-        </w:rPr>
-        <w:t xml:space="preserve">카드에서 아카이브 버튼 클릭</w:t>
-      </w:r>
-    </w:p>
-    <w:p>
-      <w:pPr>
-        <w:pStyle w:val="ListParagraph"/>
-        <w:numPr>
-          <w:ilvl w:val="0"/>
-          <w:numId w:val="3"/>
-        </w:numPr>
-        <w:spacing w:after="60"/>
-      </w:pPr>
-      <w:r>
-        <w:rPr>
-          <w:sz w:val="22"/>
-          <w:szCs w:val="22"/>
-        </w:rPr>
-        <w:t xml:space="preserve">또는 모바일에서 좌측으로 스와이프</w:t>
-      </w:r>
-    </w:p>
-    <w:p>
-      <w:pPr>
-        <w:pStyle w:val="ListParagraph"/>
-        <w:numPr>
-          <w:ilvl w:val="0"/>
-          <w:numId w:val="3"/>
-        </w:numPr>
-        <w:spacing w:after="60"/>
-      </w:pPr>
-      <w:r>
-        <w:rPr>
-          <w:sz w:val="22"/>
-          <w:szCs w:val="22"/>
-        </w:rPr>
-        <w:t xml:space="preserve">아카이브된 메모는 "아카이브" 폴더에서 복원 가능</w:t>
-      </w:r>
-    </w:p>
-    <w:p>
-      <w:pPr>
-        <w:spacing w:after="120"/>
-      </w:pPr>
-    </w:p>
-    <w:p>
-      <w:r>
-        <w:br w:type="page"/>
-      </w:r>
-    </w:p>
-    <w:p>
-      <w:pPr>
         <w:pStyle w:val="Heading1"/>
       </w:pPr>
       <w:r>
-        <w:t xml:space="preserve">Step 4: 검색으로 찾기</w:t>
-      </w:r>
-    </w:p>
-    <w:p>
-      <w:pPr>
-        <w:spacing w:after="120"/>
-      </w:pPr>
-      <w:r>
-        <w:t xml:space="preserve">Ctrl+K (또는 Cmd+K)로 검색창 열기:</w:t>
-      </w:r>
-    </w:p>
-    <w:p>
-      <w:pPr>
-        <w:spacing w:after="120"/>
-      </w:pPr>
-    </w:p>
-    <w:p>
-      <w:pPr>
-        <w:pStyle w:val="ListParagraph"/>
-        <w:numPr>
-          <w:ilvl w:val="0"/>
-          <w:numId w:val="3"/>
-        </w:numPr>
-        <w:spacing w:after="60"/>
-      </w:pPr>
-      <w:r>
-        <w:rPr>
-          <w:b/>
-          <w:bCs/>
-          <w:sz w:val="22"/>
-          <w:szCs w:val="22"/>
-        </w:rPr>
-        <w:t xml:space="preserve">키워드 검색</w:t>
-      </w:r>
-      <w:r>
-        <w:rPr>
-          <w:sz w:val="22"/>
-          <w:szCs w:val="22"/>
-        </w:rPr>
-        <w:t xml:space="preserve"> — 정확한 단어로 빠르게 찾기</w:t>
-      </w:r>
-    </w:p>
-    <w:p>
-      <w:pPr>
-        <w:pStyle w:val="ListParagraph"/>
-        <w:numPr>
-          <w:ilvl w:val="0"/>
-          <w:numId w:val="3"/>
-        </w:numPr>
-        <w:spacing w:after="60"/>
-      </w:pPr>
-      <w:r>
-        <w:rPr>
-          <w:b/>
-          <w:bCs/>
-          <w:sz w:val="22"/>
-          <w:szCs w:val="22"/>
-        </w:rPr>
-        <w:t xml:space="preserve">시맨틱 검색</w:t>
-      </w:r>
-      <w:r>
-        <w:rPr>
-          <w:sz w:val="22"/>
-          <w:szCs w:val="22"/>
-        </w:rPr>
-        <w:t xml:space="preserve"> — "비슷한 의미"로 찾기 (AI 기반)</w:t>
-      </w:r>
-    </w:p>
-    <w:p>
-      <w:pPr>
-        <w:spacing w:after="120"/>
-      </w:pPr>
-    </w:p>
-    <w:p>
-      <w:pPr>
-        <w:spacing w:after="120"/>
-      </w:pPr>
-      <w:r>
-        <w:t xml:space="preserve">예시:</w:t>
-      </w:r>
-    </w:p>
-    <w:p>
-      <w:pPr>
-        <w:pStyle w:val="ListParagraph"/>
-        <w:numPr>
-          <w:ilvl w:val="0"/>
-          <w:numId w:val="3"/>
-        </w:numPr>
-        <w:spacing w:after="60"/>
-      </w:pPr>
-      <w:r>
-        <w:rPr>
-          <w:sz w:val="22"/>
-          <w:szCs w:val="22"/>
-        </w:rPr>
-        <w:t xml:space="preserve">키워드: "회의 아이디어" → 정확히 그 단어가 포함된 메모</w:t>
-      </w:r>
-    </w:p>
-    <w:p>
-      <w:pPr>
-        <w:pStyle w:val="ListParagraph"/>
-        <w:numPr>
-          <w:ilvl w:val="0"/>
-          <w:numId w:val="3"/>
-        </w:numPr>
-        <w:spacing w:after="60"/>
-      </w:pPr>
-      <w:r>
-        <w:rPr>
-          <w:sz w:val="22"/>
-          <w:szCs w:val="22"/>
-        </w:rPr>
-        <w:t xml:space="preserve">시맨틱: "업무 개선" → 관련된 모든 메모 (다른 표현도 포함)</w:t>
-      </w:r>
-    </w:p>
-    <w:p>
-      <w:pPr>
-        <w:spacing w:after="120"/>
-      </w:pPr>
-    </w:p>
-    <w:p>
-      <w:pPr>
-        <w:pStyle w:val="Heading1"/>
-      </w:pPr>
-      <w:r>
-        <w:t xml:space="preserve">Step 5: AI와 대화하기</w:t>
-      </w:r>
-    </w:p>
-    <w:p>
-      <w:pPr>
-        <w:spacing w:after="120"/>
-      </w:pPr>
-      <w:r>
-        <w:t xml:space="preserve">저장한 지식을 기반으로 AI에게 질문:</w:t>
-      </w:r>
-    </w:p>
-    <w:p>
-      <w:pPr>
-        <w:spacing w:after="120"/>
-      </w:pPr>
+        <w:t xml:space="preserve">3. 검색: Ctrl+K</w:t>
+      </w:r>
     </w:p>
     <w:p>
       <w:pPr>
@@ -937,14 +500,14 @@
           <w:ilvl w:val="0"/>
           <w:numId w:val="2"/>
         </w:numPr>
-        <w:spacing w:after="80"/>
+        <w:spacing w:after="60"/>
       </w:pPr>
       <w:r>
         <w:rPr>
           <w:sz w:val="22"/>
           <w:szCs w:val="22"/>
         </w:rPr>
-        <w:t xml:space="preserve">데스크톱: 우측 채팅 패널 / 모바일: Chat 탭</w:t>
+        <w:t xml:space="preserve">키워드: 정확한 단어로 빠르게</w:t>
       </w:r>
     </w:p>
     <w:p>
@@ -954,14 +517,14 @@
           <w:ilvl w:val="0"/>
           <w:numId w:val="2"/>
         </w:numPr>
-        <w:spacing w:after="80"/>
+        <w:spacing w:after="60"/>
       </w:pPr>
       <w:r>
         <w:rPr>
           <w:sz w:val="22"/>
           <w:szCs w:val="22"/>
         </w:rPr>
-        <w:t xml:space="preserve">질문 입력</w:t>
+        <w:t xml:space="preserve">시맨틱: 비슷한 의미로 AI 검색</w:t>
       </w:r>
     </w:p>
     <w:p>
@@ -971,61 +534,18 @@
     </w:p>
     <w:p>
       <w:pPr>
+        <w:pStyle w:val="Heading1"/>
+      </w:pPr>
+      <w:r>
+        <w:t xml:space="preserve">4. AI 채팅</w:t>
+      </w:r>
+    </w:p>
+    <w:p>
+      <w:pPr>
         <w:spacing w:after="120"/>
       </w:pPr>
       <w:r>
-        <w:t xml:space="preserve">예시 질문:</w:t>
-      </w:r>
-    </w:p>
-    <w:p>
-      <w:pPr>
-        <w:pStyle w:val="ListParagraph"/>
-        <w:numPr>
-          <w:ilvl w:val="0"/>
-          <w:numId w:val="3"/>
-        </w:numPr>
-        <w:spacing w:after="60"/>
-      </w:pPr>
-      <w:r>
-        <w:rPr>
-          <w:sz w:val="22"/>
-          <w:szCs w:val="22"/>
-        </w:rPr>
-        <w:t xml:space="preserve">"지난주에 저장한 내용 중 마케팅 관련된 거 정리해줘"</w:t>
-      </w:r>
-    </w:p>
-    <w:p>
-      <w:pPr>
-        <w:pStyle w:val="ListParagraph"/>
-        <w:numPr>
-          <w:ilvl w:val="0"/>
-          <w:numId w:val="3"/>
-        </w:numPr>
-        <w:spacing w:after="60"/>
-      </w:pPr>
-      <w:r>
-        <w:rPr>
-          <w:sz w:val="22"/>
-          <w:szCs w:val="22"/>
-        </w:rPr>
-        <w:t xml:space="preserve">"프로젝트 X에 대해 요약해줘"</w:t>
-      </w:r>
-    </w:p>
-    <w:p>
-      <w:pPr>
-        <w:pStyle w:val="ListParagraph"/>
-        <w:numPr>
-          <w:ilvl w:val="0"/>
-          <w:numId w:val="3"/>
-        </w:numPr>
-        <w:spacing w:after="60"/>
-      </w:pPr>
-      <w:r>
-        <w:rPr>
-          <w:sz w:val="22"/>
-          <w:szCs w:val="22"/>
-        </w:rPr>
-        <w:t xml:space="preserve">"최근 북마크한 기사들의 핵심 포인트는?"</w:t>
+        <w:t xml:space="preserve">데스크톱 우측 패널 / 모바일 Chat 탭에서 질문하면 저장된 메모 기반으로 답변</w:t>
       </w:r>
     </w:p>
     <w:p>
@@ -1035,230 +555,11 @@
     </w:p>
     <w:p>
       <w:pPr>
-        <w:spacing w:after="120"/>
-      </w:pPr>
-      <w:r>
-        <w:t xml:space="preserve">AI가 저장된 아이템을 참조하여 답변하고, 출처를 함께 표시합니다.</w:t>
-      </w:r>
-    </w:p>
-    <w:p>
-      <w:pPr>
-        <w:spacing w:after="120"/>
-      </w:pPr>
-    </w:p>
-    <w:p>
-      <w:pPr>
         <w:pStyle w:val="Heading1"/>
       </w:pPr>
       <w:r>
-        <w:t xml:space="preserve">Step 6: 데일리 브리핑 확인하기</w:t>
-      </w:r>
-    </w:p>
-    <w:p>
-      <w:pPr>
-        <w:spacing w:after="120"/>
-      </w:pPr>
-      <w:r>
-        <w:t xml:space="preserve">별도의 설정 없이 자동으로 작동합니다:</w:t>
-      </w:r>
-    </w:p>
-    <w:p>
-      <w:pPr>
-        <w:spacing w:after="120"/>
-      </w:pPr>
-    </w:p>
-    <w:p>
-      <w:pPr>
-        <w:pStyle w:val="ListParagraph"/>
-        <w:numPr>
-          <w:ilvl w:val="0"/>
-          <w:numId w:val="3"/>
-        </w:numPr>
-        <w:spacing w:after="60"/>
-      </w:pPr>
-      <w:r>
-        <w:rPr>
-          <w:sz w:val="22"/>
-          <w:szCs w:val="22"/>
-        </w:rPr>
-        <w:t xml:space="preserve">피드를 열면 상단에 데일리 브리핑 카드 표시</w:t>
-      </w:r>
-    </w:p>
-    <w:p>
-      <w:pPr>
-        <w:pStyle w:val="ListParagraph"/>
-        <w:numPr>
-          <w:ilvl w:val="0"/>
-          <w:numId w:val="3"/>
-        </w:numPr>
-        <w:spacing w:after="60"/>
-      </w:pPr>
-      <w:r>
-        <w:rPr>
-          <w:sz w:val="22"/>
-          <w:szCs w:val="22"/>
-        </w:rPr>
-        <w:t xml:space="preserve">어제 활동, 이번 주 통계, 미완료 할 일 한눈에 확인</w:t>
-      </w:r>
-    </w:p>
-    <w:p>
-      <w:pPr>
-        <w:pStyle w:val="ListParagraph"/>
-        <w:numPr>
-          <w:ilvl w:val="0"/>
-          <w:numId w:val="3"/>
-        </w:numPr>
-        <w:spacing w:after="60"/>
-      </w:pPr>
-      <w:r>
-        <w:rPr>
-          <w:sz w:val="22"/>
-          <w:szCs w:val="22"/>
-        </w:rPr>
-        <w:t xml:space="preserve">"자세히 보기"를 누르면 상세 정보 표시</w:t>
-      </w:r>
-    </w:p>
-    <w:p>
-      <w:pPr>
-        <w:pStyle w:val="ListParagraph"/>
-        <w:numPr>
-          <w:ilvl w:val="0"/>
-          <w:numId w:val="3"/>
-        </w:numPr>
-        <w:spacing w:after="60"/>
-      </w:pPr>
-      <w:r>
-        <w:rPr>
-          <w:sz w:val="22"/>
-          <w:szCs w:val="22"/>
-        </w:rPr>
-        <w:t xml:space="preserve">X 버튼으로 닫을 수 있고, 다음 세션에서 다시 표시</w:t>
-      </w:r>
-    </w:p>
-    <w:p>
-      <w:pPr>
-        <w:spacing w:after="120"/>
-      </w:pPr>
-    </w:p>
-    <w:p>
-      <w:pPr>
-        <w:pStyle w:val="Heading1"/>
-      </w:pPr>
-      <w:r>
-        <w:t xml:space="preserve">Step 7: 잊혀진 기억 만나기</w:t>
-      </w:r>
-    </w:p>
-    <w:p>
-      <w:pPr>
-        <w:spacing w:after="120"/>
-      </w:pPr>
-      <w:r>
-        <w:t xml:space="preserve">별도의 설정 없이 자동으로 작동합니다:</w:t>
-      </w:r>
-    </w:p>
-    <w:p>
-      <w:pPr>
-        <w:spacing w:after="120"/>
-      </w:pPr>
-    </w:p>
-    <w:p>
-      <w:pPr>
-        <w:pStyle w:val="ListParagraph"/>
-        <w:numPr>
-          <w:ilvl w:val="0"/>
-          <w:numId w:val="3"/>
-        </w:numPr>
-        <w:spacing w:after="60"/>
-      </w:pPr>
-      <w:r>
-        <w:rPr>
-          <w:sz w:val="22"/>
-          <w:szCs w:val="22"/>
-        </w:rPr>
-        <w:t xml:space="preserve">피드를 열면 브리핑 아래에 과거 메모가 가끔 나타남</w:t>
-      </w:r>
-    </w:p>
-    <w:p>
-      <w:pPr>
-        <w:pStyle w:val="ListParagraph"/>
-        <w:numPr>
-          <w:ilvl w:val="0"/>
-          <w:numId w:val="3"/>
-        </w:numPr>
-        <w:spacing w:after="60"/>
-      </w:pPr>
-      <w:r>
-        <w:rPr>
-          <w:sz w:val="22"/>
-          <w:szCs w:val="22"/>
-        </w:rPr>
-        <w:t xml:space="preserve">AI가 최근 메모와 관련된 오래된 메모를 찾아줌</w:t>
-      </w:r>
-    </w:p>
-    <w:p>
-      <w:pPr>
-        <w:pStyle w:val="ListParagraph"/>
-        <w:numPr>
-          <w:ilvl w:val="0"/>
-          <w:numId w:val="3"/>
-        </w:numPr>
-        <w:spacing w:after="60"/>
-      </w:pPr>
-      <w:r>
-        <w:rPr>
-          <w:sz w:val="22"/>
-          <w:szCs w:val="22"/>
-        </w:rPr>
-        <w:t xml:space="preserve">"15일 전의 기억", "2달 전의 기억" 등으로 표시</w:t>
-      </w:r>
-    </w:p>
-    <w:p>
-      <w:pPr>
-        <w:pStyle w:val="ListParagraph"/>
-        <w:numPr>
-          <w:ilvl w:val="0"/>
-          <w:numId w:val="3"/>
-        </w:numPr>
-        <w:spacing w:after="60"/>
-      </w:pPr>
-      <w:r>
-        <w:rPr>
-          <w:sz w:val="22"/>
-          <w:szCs w:val="22"/>
-        </w:rPr>
-        <w:t xml:space="preserve">X 버튼으로 닫으면 다음 세션에서 새로운 기억 표시</w:t>
-      </w:r>
-    </w:p>
-    <w:p>
-      <w:pPr>
-        <w:spacing w:after="120"/>
-      </w:pPr>
-    </w:p>
-    <w:p>
-      <w:r>
-        <w:br w:type="page"/>
-      </w:r>
-    </w:p>
-    <w:p>
-      <w:pPr>
-        <w:pStyle w:val="Heading1"/>
-      </w:pPr>
-      <w:r>
-        <w:t xml:space="preserve">보너스: 텔레그램 연동</w:t>
-      </w:r>
-    </w:p>
-    <w:p>
-      <w:pPr>
-        <w:spacing w:after="120"/>
-      </w:pPr>
-      <w:r>
-        <w:t xml:space="preserve">어디서든 빠르게 캡처:</w:t>
-      </w:r>
-    </w:p>
-    <w:p>
-      <w:pPr>
-        <w:spacing w:after="120"/>
-      </w:pPr>
+        <w:t xml:space="preserve">5. 브리핑 &amp; 기억</w:t>
+      </w:r>
     </w:p>
     <w:p>
       <w:pPr>
@@ -1267,14 +568,14 @@
           <w:ilvl w:val="0"/>
           <w:numId w:val="2"/>
         </w:numPr>
-        <w:spacing w:after="80"/>
+        <w:spacing w:after="60"/>
       </w:pPr>
       <w:r>
         <w:rPr>
           <w:sz w:val="22"/>
           <w:szCs w:val="22"/>
         </w:rPr>
-        <w:t xml:space="preserve">설정 → 텔레그램 연결 클릭</w:t>
+        <w:t xml:space="preserve">데일리 브리핑: 피드 상단에 어제/주간/할일 통계 카드</w:t>
       </w:r>
     </w:p>
     <w:p>
@@ -1284,48 +585,14 @@
           <w:ilvl w:val="0"/>
           <w:numId w:val="2"/>
         </w:numPr>
-        <w:spacing w:after="80"/>
+        <w:spacing w:after="60"/>
       </w:pPr>
       <w:r>
         <w:rPr>
           <w:sz w:val="22"/>
           <w:szCs w:val="22"/>
         </w:rPr>
-        <w:t xml:space="preserve">텔레그램 봇 링크 열기</w:t>
-      </w:r>
-    </w:p>
-    <w:p>
-      <w:pPr>
-        <w:pStyle w:val="ListParagraph"/>
-        <w:numPr>
-          <w:ilvl w:val="0"/>
-          <w:numId w:val="2"/>
-        </w:numPr>
-        <w:spacing w:after="80"/>
-      </w:pPr>
-      <w:r>
-        <w:rPr>
-          <w:sz w:val="22"/>
-          <w:szCs w:val="22"/>
-        </w:rPr>
-        <w:t xml:space="preserve">/start로 계정 연결</w:t>
-      </w:r>
-    </w:p>
-    <w:p>
-      <w:pPr>
-        <w:pStyle w:val="ListParagraph"/>
-        <w:numPr>
-          <w:ilvl w:val="0"/>
-          <w:numId w:val="2"/>
-        </w:numPr>
-        <w:spacing w:after="80"/>
-      </w:pPr>
-      <w:r>
-        <w:rPr>
-          <w:sz w:val="22"/>
-          <w:szCs w:val="22"/>
-        </w:rPr>
-        <w:t xml:space="preserve">이후 봇에 메시지/사진/음성 전송 → 자동 저장</w:t>
+        <w:t xml:space="preserve">잊혀진 기억: AI가 최근 메모와 관련된 과거 메모를 자동 표시</w:t>
       </w:r>
     </w:p>
     <w:p>
@@ -1338,20 +605,49 @@
         <w:pStyle w:val="Heading1"/>
       </w:pPr>
       <w:r>
-        <w:t xml:space="preserve">핵심 제스처 &amp; 단축키 요약</w:t>
+        <w:t xml:space="preserve">6. 지식 맵</w:t>
       </w:r>
     </w:p>
     <w:p>
       <w:pPr>
         <w:spacing w:after="120"/>
       </w:pPr>
-    </w:p>
-    <w:p>
-      <w:pPr>
-        <w:pStyle w:val="Heading3"/>
-      </w:pPr>
-      <w:r>
-        <w:t xml:space="preserve">모바일 제스처</w:t>
+      <w:r>
+        <w:t xml:space="preserve">사이드바 → Knowledge Map으로 메모 간 연결을 시각적 그래프로 탐색</w:t>
+      </w:r>
+    </w:p>
+    <w:p>
+      <w:pPr>
+        <w:spacing w:after="120"/>
+      </w:pPr>
+    </w:p>
+    <w:p>
+      <w:pPr>
+        <w:pStyle w:val="Heading1"/>
+      </w:pPr>
+      <w:r>
+        <w:t xml:space="preserve">7. 텔레그램</w:t>
+      </w:r>
+    </w:p>
+    <w:p>
+      <w:pPr>
+        <w:spacing w:after="120"/>
+      </w:pPr>
+      <w:r>
+        <w:t xml:space="preserve">설정 → 텔레그램 연결 → 봇에게 메시지 보내면 자동 저장</w:t>
+      </w:r>
+    </w:p>
+    <w:p>
+      <w:pPr>
+        <w:spacing w:after="120"/>
+      </w:pPr>
+    </w:p>
+    <w:p>
+      <w:pPr>
+        <w:pStyle w:val="Heading1"/>
+      </w:pPr>
+      <w:r>
+        <w:t xml:space="preserve">핵심 단축키</w:t>
       </w:r>
     </w:p>
     <w:tbl>
@@ -1387,7 +683,6 @@
               <w:bottom w:type="dxa" w:w="80"/>
               <w:right w:type="dxa" w:w="120"/>
             </w:tcMar>
-            <w:vAlign w:val="center"/>
           </w:tcPr>
           <w:p>
             <w:r>
@@ -1398,7 +693,7 @@
                 <w:sz w:val="20"/>
                 <w:szCs w:val="20"/>
               </w:rPr>
-              <w:t xml:space="preserve">제스처</w:t>
+              <w:t xml:space="preserve">단축키</w:t>
             </w:r>
           </w:p>
         </w:tc>
@@ -1418,7 +713,6 @@
               <w:bottom w:type="dxa" w:w="80"/>
               <w:right w:type="dxa" w:w="120"/>
             </w:tcMar>
-            <w:vAlign w:val="center"/>
           </w:tcPr>
           <w:p>
             <w:r>
@@ -1429,7 +723,7 @@
                 <w:sz w:val="20"/>
                 <w:szCs w:val="20"/>
               </w:rPr>
-              <w:t xml:space="preserve">동작</w:t>
+              <w:t xml:space="preserve">기능</w:t>
             </w:r>
           </w:p>
         </w:tc>
@@ -1450,18 +744,17 @@
               <w:bottom w:type="dxa" w:w="80"/>
               <w:right w:type="dxa" w:w="120"/>
             </w:tcMar>
-            <w:vAlign w:val="center"/>
-          </w:tcPr>
-          <w:p>
-            <w:r>
-              <w:rPr>
-                <w:rFonts w:ascii="Arial" w:cs="Arial" w:eastAsia="Arial" w:hAnsi="Arial"/>
-                <w:b w:val="false"/>
-                <w:bCs w:val="false"/>
-                <w:sz w:val="20"/>
-                <w:szCs w:val="20"/>
-              </w:rPr>
-              <w:t xml:space="preserve">좌측 스와이프</w:t>
+          </w:tcPr>
+          <w:p>
+            <w:r>
+              <w:rPr>
+                <w:rFonts w:ascii="Arial" w:cs="Arial" w:eastAsia="Arial" w:hAnsi="Arial"/>
+                <w:b w:val="false"/>
+                <w:bCs w:val="false"/>
+                <w:sz w:val="20"/>
+                <w:szCs w:val="20"/>
+              </w:rPr>
+              <w:t xml:space="preserve">Ctrl+K</w:t>
             </w:r>
           </w:p>
         </w:tc>
@@ -1480,18 +773,17 @@
               <w:bottom w:type="dxa" w:w="80"/>
               <w:right w:type="dxa" w:w="120"/>
             </w:tcMar>
-            <w:vAlign w:val="center"/>
-          </w:tcPr>
-          <w:p>
-            <w:r>
-              <w:rPr>
-                <w:rFonts w:ascii="Arial" w:cs="Arial" w:eastAsia="Arial" w:hAnsi="Arial"/>
-                <w:b w:val="false"/>
-                <w:bCs w:val="false"/>
-                <w:sz w:val="20"/>
-                <w:szCs w:val="20"/>
-              </w:rPr>
-              <w:t xml:space="preserve">아카이브</w:t>
+          </w:tcPr>
+          <w:p>
+            <w:r>
+              <w:rPr>
+                <w:rFonts w:ascii="Arial" w:cs="Arial" w:eastAsia="Arial" w:hAnsi="Arial"/>
+                <w:b w:val="false"/>
+                <w:bCs w:val="false"/>
+                <w:sz w:val="20"/>
+                <w:szCs w:val="20"/>
+              </w:rPr>
+              <w:t xml:space="preserve">검색</w:t>
             </w:r>
           </w:p>
         </w:tc>
@@ -1512,18 +804,17 @@
               <w:bottom w:type="dxa" w:w="80"/>
               <w:right w:type="dxa" w:w="120"/>
             </w:tcMar>
-            <w:vAlign w:val="center"/>
-          </w:tcPr>
-          <w:p>
-            <w:r>
-              <w:rPr>
-                <w:rFonts w:ascii="Arial" w:cs="Arial" w:eastAsia="Arial" w:hAnsi="Arial"/>
-                <w:b w:val="false"/>
-                <w:bCs w:val="false"/>
-                <w:sz w:val="20"/>
-                <w:szCs w:val="20"/>
-              </w:rPr>
-              <w:t xml:space="preserve">우측 스와이프</w:t>
+          </w:tcPr>
+          <w:p>
+            <w:r>
+              <w:rPr>
+                <w:rFonts w:ascii="Arial" w:cs="Arial" w:eastAsia="Arial" w:hAnsi="Arial"/>
+                <w:b w:val="false"/>
+                <w:bCs w:val="false"/>
+                <w:sz w:val="20"/>
+                <w:szCs w:val="20"/>
+              </w:rPr>
+              <w:t xml:space="preserve">Enter</w:t>
             </w:r>
           </w:p>
         </w:tc>
@@ -1542,18 +833,17 @@
               <w:bottom w:type="dxa" w:w="80"/>
               <w:right w:type="dxa" w:w="120"/>
             </w:tcMar>
-            <w:vAlign w:val="center"/>
-          </w:tcPr>
-          <w:p>
-            <w:r>
-              <w:rPr>
-                <w:rFonts w:ascii="Arial" w:cs="Arial" w:eastAsia="Arial" w:hAnsi="Arial"/>
-                <w:b w:val="false"/>
-                <w:bCs w:val="false"/>
-                <w:sz w:val="20"/>
-                <w:szCs w:val="20"/>
-              </w:rPr>
-              <w:t xml:space="preserve">고정/해제</w:t>
+          </w:tcPr>
+          <w:p>
+            <w:r>
+              <w:rPr>
+                <w:rFonts w:ascii="Arial" w:cs="Arial" w:eastAsia="Arial" w:hAnsi="Arial"/>
+                <w:b w:val="false"/>
+                <w:bCs w:val="false"/>
+                <w:sz w:val="20"/>
+                <w:szCs w:val="20"/>
+              </w:rPr>
+              <w:t xml:space="preserve">저장</w:t>
             </w:r>
           </w:p>
         </w:tc>
@@ -1574,18 +864,17 @@
               <w:bottom w:type="dxa" w:w="80"/>
               <w:right w:type="dxa" w:w="120"/>
             </w:tcMar>
-            <w:vAlign w:val="center"/>
-          </w:tcPr>
-          <w:p>
-            <w:r>
-              <w:rPr>
-                <w:rFonts w:ascii="Arial" w:cs="Arial" w:eastAsia="Arial" w:hAnsi="Arial"/>
-                <w:b w:val="false"/>
-                <w:bCs w:val="false"/>
-                <w:sz w:val="20"/>
-                <w:szCs w:val="20"/>
-              </w:rPr>
-              <w:t xml:space="preserve">길게 누르기</w:t>
+          </w:tcPr>
+          <w:p>
+            <w:r>
+              <w:rPr>
+                <w:rFonts w:ascii="Arial" w:cs="Arial" w:eastAsia="Arial" w:hAnsi="Arial"/>
+                <w:b w:val="false"/>
+                <w:bCs w:val="false"/>
+                <w:sz w:val="20"/>
+                <w:szCs w:val="20"/>
+              </w:rPr>
+              <w:t xml:space="preserve">Shift+Enter</w:t>
             </w:r>
           </w:p>
         </w:tc>
@@ -1604,18 +893,17 @@
               <w:bottom w:type="dxa" w:w="80"/>
               <w:right w:type="dxa" w:w="120"/>
             </w:tcMar>
-            <w:vAlign w:val="center"/>
-          </w:tcPr>
-          <w:p>
-            <w:r>
-              <w:rPr>
-                <w:rFonts w:ascii="Arial" w:cs="Arial" w:eastAsia="Arial" w:hAnsi="Arial"/>
-                <w:b w:val="false"/>
-                <w:bCs w:val="false"/>
-                <w:sz w:val="20"/>
-                <w:szCs w:val="20"/>
-              </w:rPr>
-              <w:t xml:space="preserve">컨텍스트 메뉴</w:t>
+          </w:tcPr>
+          <w:p>
+            <w:r>
+              <w:rPr>
+                <w:rFonts w:ascii="Arial" w:cs="Arial" w:eastAsia="Arial" w:hAnsi="Arial"/>
+                <w:b w:val="false"/>
+                <w:bCs w:val="false"/>
+                <w:sz w:val="20"/>
+                <w:szCs w:val="20"/>
+              </w:rPr>
+              <w:t xml:space="preserve">줄바꿈</w:t>
             </w:r>
           </w:p>
         </w:tc>
@@ -1636,18 +924,17 @@
               <w:bottom w:type="dxa" w:w="80"/>
               <w:right w:type="dxa" w:w="120"/>
             </w:tcMar>
-            <w:vAlign w:val="center"/>
-          </w:tcPr>
-          <w:p>
-            <w:r>
-              <w:rPr>
-                <w:rFonts w:ascii="Arial" w:cs="Arial" w:eastAsia="Arial" w:hAnsi="Arial"/>
-                <w:b w:val="false"/>
-                <w:bCs w:val="false"/>
-                <w:sz w:val="20"/>
-                <w:szCs w:val="20"/>
-              </w:rPr>
-              <w:t xml:space="preserve">아래로 당기기</w:t>
+          </w:tcPr>
+          <w:p>
+            <w:r>
+              <w:rPr>
+                <w:rFonts w:ascii="Arial" w:cs="Arial" w:eastAsia="Arial" w:hAnsi="Arial"/>
+                <w:b w:val="false"/>
+                <w:bCs w:val="false"/>
+                <w:sz w:val="20"/>
+                <w:szCs w:val="20"/>
+              </w:rPr>
+              <w:t xml:space="preserve">Ctrl+Enter</w:t>
             </w:r>
           </w:p>
         </w:tc>
@@ -1666,18 +953,77 @@
               <w:bottom w:type="dxa" w:w="80"/>
               <w:right w:type="dxa" w:w="120"/>
             </w:tcMar>
-            <w:vAlign w:val="center"/>
-          </w:tcPr>
-          <w:p>
-            <w:r>
-              <w:rPr>
-                <w:rFonts w:ascii="Arial" w:cs="Arial" w:eastAsia="Arial" w:hAnsi="Arial"/>
-                <w:b w:val="false"/>
-                <w:bCs w:val="false"/>
-                <w:sz w:val="20"/>
-                <w:szCs w:val="20"/>
-              </w:rPr>
-              <w:t xml:space="preserve">새로고침</w:t>
+          </w:tcPr>
+          <w:p>
+            <w:r>
+              <w:rPr>
+                <w:rFonts w:ascii="Arial" w:cs="Arial" w:eastAsia="Arial" w:hAnsi="Arial"/>
+                <w:b w:val="false"/>
+                <w:bCs w:val="false"/>
+                <w:sz w:val="20"/>
+                <w:szCs w:val="20"/>
+              </w:rPr>
+              <w:t xml:space="preserve">편집 저장</w:t>
+            </w:r>
+          </w:p>
+        </w:tc>
+      </w:tr>
+      <w:tr>
+        <w:tc>
+          <w:tcPr>
+            <w:tcW w:type="dxa" w:w="3500"/>
+            <w:tcBorders>
+              <w:top w:val="single" w:color="CCCCCC" w:sz="1"/>
+              <w:left w:val="single" w:color="CCCCCC" w:sz="1"/>
+              <w:bottom w:val="single" w:color="CCCCCC" w:sz="1"/>
+              <w:right w:val="single" w:color="CCCCCC" w:sz="1"/>
+            </w:tcBorders>
+            <w:tcMar>
+              <w:top w:type="dxa" w:w="80"/>
+              <w:left w:type="dxa" w:w="120"/>
+              <w:bottom w:type="dxa" w:w="80"/>
+              <w:right w:type="dxa" w:w="120"/>
+            </w:tcMar>
+          </w:tcPr>
+          <w:p>
+            <w:r>
+              <w:rPr>
+                <w:rFonts w:ascii="Arial" w:cs="Arial" w:eastAsia="Arial" w:hAnsi="Arial"/>
+                <w:b w:val="false"/>
+                <w:bCs w:val="false"/>
+                <w:sz w:val="20"/>
+                <w:szCs w:val="20"/>
+              </w:rPr>
+              <w:t xml:space="preserve">Escape</w:t>
+            </w:r>
+          </w:p>
+        </w:tc>
+        <w:tc>
+          <w:tcPr>
+            <w:tcW w:type="dxa" w:w="5860"/>
+            <w:tcBorders>
+              <w:top w:val="single" w:color="CCCCCC" w:sz="1"/>
+              <w:left w:val="single" w:color="CCCCCC" w:sz="1"/>
+              <w:bottom w:val="single" w:color="CCCCCC" w:sz="1"/>
+              <w:right w:val="single" w:color="CCCCCC" w:sz="1"/>
+            </w:tcBorders>
+            <w:tcMar>
+              <w:top w:type="dxa" w:w="80"/>
+              <w:left w:type="dxa" w:w="120"/>
+              <w:bottom w:type="dxa" w:w="80"/>
+              <w:right w:type="dxa" w:w="120"/>
+            </w:tcMar>
+          </w:tcPr>
+          <w:p>
+            <w:r>
+              <w:rPr>
+                <w:rFonts w:ascii="Arial" w:cs="Arial" w:eastAsia="Arial" w:hAnsi="Arial"/>
+                <w:b w:val="false"/>
+                <w:bCs w:val="false"/>
+                <w:sz w:val="20"/>
+                <w:szCs w:val="20"/>
+              </w:rPr>
+              <w:t xml:space="preserve">닫기</w:t>
             </w:r>
           </w:p>
         </w:tc>
@@ -1690,10 +1036,10 @@
     </w:p>
     <w:p>
       <w:pPr>
-        <w:pStyle w:val="Heading3"/>
-      </w:pPr>
-      <w:r>
-        <w:t xml:space="preserve">데스크톱 단축키</w:t>
+        <w:pStyle w:val="Heading1"/>
+      </w:pPr>
+      <w:r>
+        <w:t xml:space="preserve">모바일 제스처</w:t>
       </w:r>
     </w:p>
     <w:tbl>
@@ -1729,7 +1075,6 @@
               <w:bottom w:type="dxa" w:w="80"/>
               <w:right w:type="dxa" w:w="120"/>
             </w:tcMar>
-            <w:vAlign w:val="center"/>
           </w:tcPr>
           <w:p>
             <w:r>
@@ -1740,7 +1085,7 @@
                 <w:sz w:val="20"/>
                 <w:szCs w:val="20"/>
               </w:rPr>
-              <w:t xml:space="preserve">단축키</w:t>
+              <w:t xml:space="preserve">제스처</w:t>
             </w:r>
           </w:p>
         </w:tc>
@@ -1760,7 +1105,6 @@
               <w:bottom w:type="dxa" w:w="80"/>
               <w:right w:type="dxa" w:w="120"/>
             </w:tcMar>
-            <w:vAlign w:val="center"/>
           </w:tcPr>
           <w:p>
             <w:r>
@@ -1792,18 +1136,17 @@
               <w:bottom w:type="dxa" w:w="80"/>
               <w:right w:type="dxa" w:w="120"/>
             </w:tcMar>
-            <w:vAlign w:val="center"/>
-          </w:tcPr>
-          <w:p>
-            <w:r>
-              <w:rPr>
-                <w:rFonts w:ascii="Arial" w:cs="Arial" w:eastAsia="Arial" w:hAnsi="Arial"/>
-                <w:b w:val="false"/>
-                <w:bCs w:val="false"/>
-                <w:sz w:val="20"/>
-                <w:szCs w:val="20"/>
-              </w:rPr>
-              <w:t xml:space="preserve">Ctrl+K / Cmd+K</w:t>
+          </w:tcPr>
+          <w:p>
+            <w:r>
+              <w:rPr>
+                <w:rFonts w:ascii="Arial" w:cs="Arial" w:eastAsia="Arial" w:hAnsi="Arial"/>
+                <w:b w:val="false"/>
+                <w:bCs w:val="false"/>
+                <w:sz w:val="20"/>
+                <w:szCs w:val="20"/>
+              </w:rPr>
+              <w:t xml:space="preserve">좌측 스와이프</w:t>
             </w:r>
           </w:p>
         </w:tc>
@@ -1822,18 +1165,17 @@
               <w:bottom w:type="dxa" w:w="80"/>
               <w:right w:type="dxa" w:w="120"/>
             </w:tcMar>
-            <w:vAlign w:val="center"/>
-          </w:tcPr>
-          <w:p>
-            <w:r>
-              <w:rPr>
-                <w:rFonts w:ascii="Arial" w:cs="Arial" w:eastAsia="Arial" w:hAnsi="Arial"/>
-                <w:b w:val="false"/>
-                <w:bCs w:val="false"/>
-                <w:sz w:val="20"/>
-                <w:szCs w:val="20"/>
-              </w:rPr>
-              <w:t xml:space="preserve">검색 열기</w:t>
+          </w:tcPr>
+          <w:p>
+            <w:r>
+              <w:rPr>
+                <w:rFonts w:ascii="Arial" w:cs="Arial" w:eastAsia="Arial" w:hAnsi="Arial"/>
+                <w:b w:val="false"/>
+                <w:bCs w:val="false"/>
+                <w:sz w:val="20"/>
+                <w:szCs w:val="20"/>
+              </w:rPr>
+              <w:t xml:space="preserve">아카이브</w:t>
             </w:r>
           </w:p>
         </w:tc>
@@ -1854,18 +1196,17 @@
               <w:bottom w:type="dxa" w:w="80"/>
               <w:right w:type="dxa" w:w="120"/>
             </w:tcMar>
-            <w:vAlign w:val="center"/>
-          </w:tcPr>
-          <w:p>
-            <w:r>
-              <w:rPr>
-                <w:rFonts w:ascii="Arial" w:cs="Arial" w:eastAsia="Arial" w:hAnsi="Arial"/>
-                <w:b w:val="false"/>
-                <w:bCs w:val="false"/>
-                <w:sz w:val="20"/>
-                <w:szCs w:val="20"/>
-              </w:rPr>
-              <w:t xml:space="preserve">Enter</w:t>
+          </w:tcPr>
+          <w:p>
+            <w:r>
+              <w:rPr>
+                <w:rFonts w:ascii="Arial" w:cs="Arial" w:eastAsia="Arial" w:hAnsi="Arial"/>
+                <w:b w:val="false"/>
+                <w:bCs w:val="false"/>
+                <w:sz w:val="20"/>
+                <w:szCs w:val="20"/>
+              </w:rPr>
+              <w:t xml:space="preserve">우측 스와이프</w:t>
             </w:r>
           </w:p>
         </w:tc>
@@ -1884,18 +1225,17 @@
               <w:bottom w:type="dxa" w:w="80"/>
               <w:right w:type="dxa" w:w="120"/>
             </w:tcMar>
-            <w:vAlign w:val="center"/>
-          </w:tcPr>
-          <w:p>
-            <w:r>
-              <w:rPr>
-                <w:rFonts w:ascii="Arial" w:cs="Arial" w:eastAsia="Arial" w:hAnsi="Arial"/>
-                <w:b w:val="false"/>
-                <w:bCs w:val="false"/>
-                <w:sz w:val="20"/>
-                <w:szCs w:val="20"/>
-              </w:rPr>
-              <w:t xml:space="preserve">저장</w:t>
+          </w:tcPr>
+          <w:p>
+            <w:r>
+              <w:rPr>
+                <w:rFonts w:ascii="Arial" w:cs="Arial" w:eastAsia="Arial" w:hAnsi="Arial"/>
+                <w:b w:val="false"/>
+                <w:bCs w:val="false"/>
+                <w:sz w:val="20"/>
+                <w:szCs w:val="20"/>
+              </w:rPr>
+              <w:t xml:space="preserve">고정/해제</w:t>
             </w:r>
           </w:p>
         </w:tc>
@@ -1916,18 +1256,17 @@
               <w:bottom w:type="dxa" w:w="80"/>
               <w:right w:type="dxa" w:w="120"/>
             </w:tcMar>
-            <w:vAlign w:val="center"/>
-          </w:tcPr>
-          <w:p>
-            <w:r>
-              <w:rPr>
-                <w:rFonts w:ascii="Arial" w:cs="Arial" w:eastAsia="Arial" w:hAnsi="Arial"/>
-                <w:b w:val="false"/>
-                <w:bCs w:val="false"/>
-                <w:sz w:val="20"/>
-                <w:szCs w:val="20"/>
-              </w:rPr>
-              <w:t xml:space="preserve">Shift+Enter</w:t>
+          </w:tcPr>
+          <w:p>
+            <w:r>
+              <w:rPr>
+                <w:rFonts w:ascii="Arial" w:cs="Arial" w:eastAsia="Arial" w:hAnsi="Arial"/>
+                <w:b w:val="false"/>
+                <w:bCs w:val="false"/>
+                <w:sz w:val="20"/>
+                <w:szCs w:val="20"/>
+              </w:rPr>
+              <w:t xml:space="preserve">길게 누르기</w:t>
             </w:r>
           </w:p>
         </w:tc>
@@ -1946,18 +1285,17 @@
               <w:bottom w:type="dxa" w:w="80"/>
               <w:right w:type="dxa" w:w="120"/>
             </w:tcMar>
-            <w:vAlign w:val="center"/>
-          </w:tcPr>
-          <w:p>
-            <w:r>
-              <w:rPr>
-                <w:rFonts w:ascii="Arial" w:cs="Arial" w:eastAsia="Arial" w:hAnsi="Arial"/>
-                <w:b w:val="false"/>
-                <w:bCs w:val="false"/>
-                <w:sz w:val="20"/>
-                <w:szCs w:val="20"/>
-              </w:rPr>
-              <w:t xml:space="preserve">줄바꿈</w:t>
+          </w:tcPr>
+          <w:p>
+            <w:r>
+              <w:rPr>
+                <w:rFonts w:ascii="Arial" w:cs="Arial" w:eastAsia="Arial" w:hAnsi="Arial"/>
+                <w:b w:val="false"/>
+                <w:bCs w:val="false"/>
+                <w:sz w:val="20"/>
+                <w:szCs w:val="20"/>
+              </w:rPr>
+              <w:t xml:space="preserve">메뉴</w:t>
             </w:r>
           </w:p>
         </w:tc>
@@ -1978,18 +1316,17 @@
               <w:bottom w:type="dxa" w:w="80"/>
               <w:right w:type="dxa" w:w="120"/>
             </w:tcMar>
-            <w:vAlign w:val="center"/>
-          </w:tcPr>
-          <w:p>
-            <w:r>
-              <w:rPr>
-                <w:rFonts w:ascii="Arial" w:cs="Arial" w:eastAsia="Arial" w:hAnsi="Arial"/>
-                <w:b w:val="false"/>
-                <w:bCs w:val="false"/>
-                <w:sz w:val="20"/>
-                <w:szCs w:val="20"/>
-              </w:rPr>
-              <w:t xml:space="preserve">Ctrl+Enter</w:t>
+          </w:tcPr>
+          <w:p>
+            <w:r>
+              <w:rPr>
+                <w:rFonts w:ascii="Arial" w:cs="Arial" w:eastAsia="Arial" w:hAnsi="Arial"/>
+                <w:b w:val="false"/>
+                <w:bCs w:val="false"/>
+                <w:sz w:val="20"/>
+                <w:szCs w:val="20"/>
+              </w:rPr>
+              <w:t xml:space="preserve">아래로 당기기</w:t>
             </w:r>
           </w:p>
         </w:tc>
@@ -2008,149 +1345,22 @@
               <w:bottom w:type="dxa" w:w="80"/>
               <w:right w:type="dxa" w:w="120"/>
             </w:tcMar>
-            <w:vAlign w:val="center"/>
-          </w:tcPr>
-          <w:p>
-            <w:r>
-              <w:rPr>
-                <w:rFonts w:ascii="Arial" w:cs="Arial" w:eastAsia="Arial" w:hAnsi="Arial"/>
-                <w:b w:val="false"/>
-                <w:bCs w:val="false"/>
-                <w:sz w:val="20"/>
-                <w:szCs w:val="20"/>
-              </w:rPr>
-              <w:t xml:space="preserve">편집 저장</w:t>
-            </w:r>
-          </w:p>
-        </w:tc>
-      </w:tr>
-      <w:tr>
-        <w:tc>
-          <w:tcPr>
-            <w:tcW w:type="dxa" w:w="3500"/>
-            <w:tcBorders>
-              <w:top w:val="single" w:color="CCCCCC" w:sz="1"/>
-              <w:left w:val="single" w:color="CCCCCC" w:sz="1"/>
-              <w:bottom w:val="single" w:color="CCCCCC" w:sz="1"/>
-              <w:right w:val="single" w:color="CCCCCC" w:sz="1"/>
-            </w:tcBorders>
-            <w:tcMar>
-              <w:top w:type="dxa" w:w="80"/>
-              <w:left w:type="dxa" w:w="120"/>
-              <w:bottom w:type="dxa" w:w="80"/>
-              <w:right w:type="dxa" w:w="120"/>
-            </w:tcMar>
-            <w:vAlign w:val="center"/>
-          </w:tcPr>
-          <w:p>
-            <w:r>
-              <w:rPr>
-                <w:rFonts w:ascii="Arial" w:cs="Arial" w:eastAsia="Arial" w:hAnsi="Arial"/>
-                <w:b w:val="false"/>
-                <w:bCs w:val="false"/>
-                <w:sz w:val="20"/>
-                <w:szCs w:val="20"/>
-              </w:rPr>
-              <w:t xml:space="preserve">Escape</w:t>
-            </w:r>
-          </w:p>
-        </w:tc>
-        <w:tc>
-          <w:tcPr>
-            <w:tcW w:type="dxa" w:w="5860"/>
-            <w:tcBorders>
-              <w:top w:val="single" w:color="CCCCCC" w:sz="1"/>
-              <w:left w:val="single" w:color="CCCCCC" w:sz="1"/>
-              <w:bottom w:val="single" w:color="CCCCCC" w:sz="1"/>
-              <w:right w:val="single" w:color="CCCCCC" w:sz="1"/>
-            </w:tcBorders>
-            <w:tcMar>
-              <w:top w:type="dxa" w:w="80"/>
-              <w:left w:type="dxa" w:w="120"/>
-              <w:bottom w:type="dxa" w:w="80"/>
-              <w:right w:type="dxa" w:w="120"/>
-            </w:tcMar>
-            <w:vAlign w:val="center"/>
-          </w:tcPr>
-          <w:p>
-            <w:r>
-              <w:rPr>
-                <w:rFonts w:ascii="Arial" w:cs="Arial" w:eastAsia="Arial" w:hAnsi="Arial"/>
-                <w:b w:val="false"/>
-                <w:bCs w:val="false"/>
-                <w:sz w:val="20"/>
-                <w:szCs w:val="20"/>
-              </w:rPr>
-              <w:t xml:space="preserve">닫기</w:t>
+          </w:tcPr>
+          <w:p>
+            <w:r>
+              <w:rPr>
+                <w:rFonts w:ascii="Arial" w:cs="Arial" w:eastAsia="Arial" w:hAnsi="Arial"/>
+                <w:b w:val="false"/>
+                <w:bCs w:val="false"/>
+                <w:sz w:val="20"/>
+                <w:szCs w:val="20"/>
+              </w:rPr>
+              <w:t xml:space="preserve">새로고침</w:t>
             </w:r>
           </w:p>
         </w:tc>
       </w:tr>
     </w:tbl>
-    <w:p>
-      <w:pPr>
-        <w:spacing w:after="120"/>
-      </w:pPr>
-    </w:p>
-    <w:p>
-      <w:pPr>
-        <w:pStyle w:val="Heading1"/>
-      </w:pPr>
-      <w:r>
-        <w:t xml:space="preserve">다음 단계</w:t>
-      </w:r>
-    </w:p>
-    <w:p>
-      <w:pPr>
-        <w:pStyle w:val="ListParagraph"/>
-        <w:numPr>
-          <w:ilvl w:val="0"/>
-          <w:numId w:val="3"/>
-        </w:numPr>
-        <w:spacing w:after="60"/>
-      </w:pPr>
-      <w:r>
-        <w:rPr>
-          <w:sz w:val="22"/>
-          <w:szCs w:val="22"/>
-        </w:rPr>
-        <w:t xml:space="preserve">인사이트 페이지에서 활동 통계 확인</w:t>
-      </w:r>
-    </w:p>
-    <w:p>
-      <w:pPr>
-        <w:pStyle w:val="ListParagraph"/>
-        <w:numPr>
-          <w:ilvl w:val="0"/>
-          <w:numId w:val="3"/>
-        </w:numPr>
-        <w:spacing w:after="60"/>
-      </w:pPr>
-      <w:r>
-        <w:rPr>
-          <w:sz w:val="22"/>
-          <w:szCs w:val="22"/>
-        </w:rPr>
-        <w:t xml:space="preserve">내보내기로 데이터 백업 (Markdown/JSON)</w:t>
-      </w:r>
-    </w:p>
-    <w:p>
-      <w:pPr>
-        <w:pStyle w:val="ListParagraph"/>
-        <w:numPr>
-          <w:ilvl w:val="0"/>
-          <w:numId w:val="3"/>
-        </w:numPr>
-        <w:spacing w:after="60"/>
-      </w:pPr>
-      <w:r>
-        <w:rPr>
-          <w:sz w:val="22"/>
-          <w:szCs w:val="22"/>
-        </w:rPr>
-        <w:t xml:space="preserve">Pro 플랜으로 AI 프로젝트 분류, 월간 다이제스트 등 고급 기능 사용</w:t>
-      </w:r>
-    </w:p>
     <w:sectPr>
       <w:headerReference w:type="default" r:id="rId7"/>
       <w:footerReference w:type="default" r:id="rId8"/>
@@ -2285,7 +1495,7 @@
         <w:sz w:val="16"/>
         <w:szCs w:val="16"/>
       </w:rPr>
-      <w:t xml:space="preserve">Mindflow — 퀵 스타트 가이드</w:t>
+      <w:t xml:space="preserve">Mindflow — 퀵 사용법</w:t>
     </w:r>
   </w:p>
 </w:hdr>
@@ -2429,12 +1639,6 @@
     </w:lvlOverride>
   </w:num>
   <w:num w:numId="2">
-    <w:abstractNumId w:val="4"/>
-    <w:lvlOverride w:ilvl="0">
-      <w:startOverride w:val="1"/>
-    </w:lvlOverride>
-  </w:num>
-  <w:num w:numId="3">
     <w:abstractNumId w:val="2"/>
     <w:lvlOverride w:ilvl="0">
       <w:startOverride w:val="1"/>
